--- a/public/templates/nabidka_fve_sablona.docx
+++ b/public/templates/nabidka_fve_sablona.docx
@@ -115,7 +115,7 @@
           <w:rFonts w:cs="Arial" w:ascii="Arial" w:hAnsi="Arial"/>
           <w:lang w:val="la-VA"/>
         </w:rPr>
-        <w:t xml:space="preserve">Na základě Vašeho zájmu zasíláme nabídku fotovoltaické elektrárny. Sestava byla navržena tak, aby </w:t>
+        <w:t xml:space="preserve">Na základě Vašeho zájmu zasíláme nabídku {fveVeta}. Sestava byla navržena tak, aby </w:t>
       </w:r>
       <w:r>
         <w:rPr>

--- a/public/templates/nabidka_fve_sablona.docx
+++ b/public/templates/nabidka_fve_sablona.docx
@@ -4786,10 +4786,10 @@
         <w:sz w:val="18"/>
         <w:szCs w:val="18"/>
       </w:rPr>
-      <w:t>Jurenka Elektro s.r.o.</w:t>
+      <w:t xml:space="preserve">{firmaNazev}</w:t>
       <w:tab/>
       <w:tab/>
-      <w:t>www.jurenkaelektro.cz</w:t>
+      <w:t xml:space="preserve">{firmaWeb}</w:t>
     </w:r>
   </w:p>
   <w:p>
@@ -4815,7 +4815,7 @@
         <w:sz w:val="18"/>
         <w:szCs w:val="18"/>
       </w:rPr>
-      <w:t>Riegrova 394/17, 779 00, Olomouc</w:t>
+      <w:t xml:space="preserve">{firmaUlice}, {firmaMesto}</w:t>
       <w:tab/>
     </w:r>
   </w:p>
@@ -4841,7 +4841,7 @@
         <w:sz w:val="18"/>
         <w:szCs w:val="18"/>
       </w:rPr>
-      <w:t>IČ: 19147813</w:t>
+      <w:t xml:space="preserve">IČ: {firmaIco}</w:t>
     </w:r>
   </w:p>
   <w:p>
@@ -4866,7 +4866,7 @@
         <w:sz w:val="18"/>
         <w:szCs w:val="18"/>
       </w:rPr>
-      <w:t>Infolinka: +420 702 172 622, e-mail:</w:t>
+      <w:t xml:space="preserve">Infolinka: {firmaTelefon}, e-mail:</w:t>
     </w:r>
     <w:hyperlink r:id="rId2">
       <w:r>
@@ -4877,7 +4877,7 @@
           <w:sz w:val="18"/>
           <w:szCs w:val="18"/>
         </w:rPr>
-        <w:t>info@jurenkaelektro.cz</w:t>
+        <w:t xml:space="preserve">{firmaEmail}</w:t>
       </w:r>
     </w:hyperlink>
     <w:r>
@@ -4932,7 +4932,7 @@
         <w:sz w:val="24"/>
         <w:szCs w:val="24"/>
       </w:rPr>
-      <w:t>5</w:t>
+      <w:t xml:space="preserve">5</w:t>
     </w:r>
     <w:r>
       <w:rPr>
